--- a/backend/docs/Application Support Manual.docx
+++ b/backend/docs/Application Support Manual.docx
@@ -1,6 +1,6 @@
 
 <file path=word/document.xml><?xml version="1.0" encoding="utf-8"?>
-<w:document xmlns:wpc="http://schemas.microsoft.com/office/word/2010/wordprocessingCanvas" xmlns:cx="http://schemas.microsoft.com/office/drawing/2014/chartex" xmlns:cx1="http://schemas.microsoft.com/office/drawing/2015/9/8/chartex" xmlns:cx2="http://schemas.microsoft.com/office/drawing/2015/10/21/chartex" xmlns:cx3="http://schemas.microsoft.com/office/drawing/2016/5/9/chartex" xmlns:cx4="http://schemas.microsoft.com/office/drawing/2016/5/10/chartex" xmlns:cx5="http://schemas.microsoft.com/office/drawing/2016/5/11/chartex" xmlns:cx6="http://schemas.microsoft.com/office/drawing/2016/5/12/chartex" xmlns:cx7="http://schemas.microsoft.com/office/drawing/2016/5/13/chartex" xmlns:cx8="http://schemas.microsoft.com/office/drawing/2016/5/14/chartex" xmlns:mc="http://schemas.openxmlformats.org/markup-compatibility/2006" xmlns:aink="http://schemas.microsoft.com/office/drawing/2016/ink" xmlns:am3d="http://schemas.microsoft.com/office/drawing/2017/model3d" xmlns:o="urn:schemas-microsoft-com:office:office" xmlns:oel="http://schemas.microsoft.com/office/2019/extlst" xmlns:r="http://schemas.openxmlformats.org/officeDocument/2006/relationships" xmlns:m="http://schemas.openxmlformats.org/officeDocument/2006/math" xmlns:v="urn:schemas-microsoft-com:vml" xmlns:wp14="http://schemas.microsoft.com/office/word/2010/wordprocessingDrawing" xmlns:wp="http://schemas.openxmlformats.org/drawingml/2006/wordprocessingDrawing" xmlns:w10="urn:schemas-microsoft-com:office:word" xmlns:w="http://schemas.openxmlformats.org/wordprocessingml/2006/main" xmlns:w14="http://schemas.microsoft.com/office/word/2010/wordml" xmlns:w15="http://schemas.microsoft.com/office/word/2012/wordml" xmlns:w16cei="http://schemas.microsoft.com/office/word/2026/wordml/cei" xmlns:w16cex="http://schemas.microsoft.com/office/word/2018/wordml/cex" xmlns:w16cid="http://schemas.microsoft.com/office/word/2016/wordml/cid" xmlns:w16="http://schemas.microsoft.com/office/word/2018/wordml" xmlns:w16du="http://schemas.microsoft.com/office/word/2023/wordml/word16du" xmlns:w16sdtdh="http://schemas.microsoft.com/office/word/2020/wordml/sdtdatahash" xmlns:w16sdtfl="http://schemas.microsoft.com/office/word/2024/wordml/sdtformatlock" xmlns:w16se="http://schemas.microsoft.com/office/word/2015/wordml/symex" xmlns:wpg="http://schemas.microsoft.com/office/word/2010/wordprocessingGroup" xmlns:wpi="http://schemas.microsoft.com/office/word/2010/wordprocessingInk" xmlns:wne="http://schemas.microsoft.com/office/word/2006/wordml" xmlns:wps="http://schemas.microsoft.com/office/word/2010/wordprocessingShape" mc:Ignorable="w14 w15 w16se w16cid w16 w16cex w16sdtdh w16sdtfl w16du wp14">
+<w:document xmlns:wpc="http://schemas.microsoft.com/office/word/2010/wordprocessingCanvas" xmlns:cx="http://schemas.microsoft.com/office/drawing/2014/chartex" xmlns:cx1="http://schemas.microsoft.com/office/drawing/2015/9/8/chartex" xmlns:cx2="http://schemas.microsoft.com/office/drawing/2015/10/21/chartex" xmlns:cx3="http://schemas.microsoft.com/office/drawing/2016/5/9/chartex" xmlns:cx4="http://schemas.microsoft.com/office/drawing/2016/5/10/chartex" xmlns:cx5="http://schemas.microsoft.com/office/drawing/2016/5/11/chartex" xmlns:cx6="http://schemas.microsoft.com/office/drawing/2016/5/12/chartex" xmlns:cx7="http://schemas.microsoft.com/office/drawing/2016/5/13/chartex" xmlns:cx8="http://schemas.microsoft.com/office/drawing/2016/5/14/chartex" xmlns:mc="http://schemas.openxmlformats.org/markup-compatibility/2006" xmlns:aink="http://schemas.microsoft.com/office/drawing/2016/ink" xmlns:am3d="http://schemas.microsoft.com/office/drawing/2017/model3d" xmlns:o="urn:schemas-microsoft-com:office:office" xmlns:oel="http://schemas.microsoft.com/office/2019/extlst" xmlns:r="http://schemas.openxmlformats.org/officeDocument/2006/relationships" xmlns:m="http://schemas.openxmlformats.org/officeDocument/2006/math" xmlns:v="urn:schemas-microsoft-com:vml" xmlns:wp14="http://schemas.microsoft.com/office/word/2010/wordprocessingDrawing" xmlns:wp="http://schemas.openxmlformats.org/drawingml/2006/wordprocessingDrawing" xmlns:w10="urn:schemas-microsoft-com:office:word" xmlns:w="http://schemas.openxmlformats.org/wordprocessingml/2006/main" xmlns:w14="http://schemas.microsoft.com/office/word/2010/wordml" xmlns:w15="http://schemas.microsoft.com/office/word/2012/wordml" xmlns:w16cex="http://schemas.microsoft.com/office/word/2018/wordml/cex" xmlns:w16cid="http://schemas.microsoft.com/office/word/2016/wordml/cid" xmlns:w16="http://schemas.microsoft.com/office/word/2018/wordml" xmlns:w16du="http://schemas.microsoft.com/office/word/2023/wordml/word16du" xmlns:w16sdtdh="http://schemas.microsoft.com/office/word/2020/wordml/sdtdatahash" xmlns:w16sdtfl="http://schemas.microsoft.com/office/word/2024/wordml/sdtformatlock" xmlns:w16se="http://schemas.microsoft.com/office/word/2015/wordml/symex" xmlns:wpg="http://schemas.microsoft.com/office/word/2010/wordprocessingGroup" xmlns:wpi="http://schemas.microsoft.com/office/word/2010/wordprocessingInk" xmlns:wne="http://schemas.microsoft.com/office/word/2006/wordml" xmlns:wps="http://schemas.microsoft.com/office/word/2010/wordprocessingShape" mc:Ignorable="w14 w15 w16se w16cid w16 w16cex w16sdtdh w16sdtfl w16du wp14">
   <w:body>
     <w:p>
       <w:pPr>
@@ -5586,6 +5586,340 @@
         <w:t>()</w:t>
       </w:r>
     </w:p>
+    <w:p/>
+    <w:p>
+      <w:pPr>
+        <w:rPr>
+          <w:b/>
+          <w:bCs/>
+        </w:rPr>
+      </w:pPr>
+      <w:r>
+        <w:rPr>
+          <w:b/>
+          <w:bCs/>
+        </w:rPr>
+        <w:t>list of jobs and their main involved services:</w:t>
+      </w:r>
+    </w:p>
+    <w:p>
+      <w:proofErr w:type="spellStart"/>
+      <w:r>
+        <w:t>local_develop_run_emr_step:emr</w:t>
+      </w:r>
+      <w:proofErr w:type="spellEnd"/>
+      <w:r>
+        <w:t xml:space="preserve">, </w:t>
+      </w:r>
+      <w:r>
+        <w:br/>
+      </w:r>
+      <w:proofErr w:type="spellStart"/>
+      <w:r>
+        <w:t>local_develop_trigger_glue:lambda</w:t>
+      </w:r>
+      <w:proofErr w:type="spellEnd"/>
+      <w:r>
+        <w:t xml:space="preserve">, </w:t>
+      </w:r>
+      <w:r>
+        <w:br/>
+      </w:r>
+      <w:r>
+        <w:t>process_file_less_than_300kb:glue,</w:t>
+      </w:r>
+      <w:r>
+        <w:br/>
+      </w:r>
+      <w:r>
+        <w:t xml:space="preserve"> </w:t>
+      </w:r>
+      <w:proofErr w:type="spellStart"/>
+      <w:r>
+        <w:t>daily_aggregate_metrics:lambda</w:t>
+      </w:r>
+      <w:proofErr w:type="spellEnd"/>
+      <w:r>
+        <w:t xml:space="preserve">, </w:t>
+      </w:r>
+      <w:r>
+        <w:br/>
+      </w:r>
+      <w:r>
+        <w:t xml:space="preserve">hourly_ingest_s3_to_redshift:glue, </w:t>
+      </w:r>
+      <w:r>
+        <w:br/>
+      </w:r>
+      <w:proofErr w:type="spellStart"/>
+      <w:r>
+        <w:t>r</w:t>
+      </w:r>
+      <w:r>
+        <w:t>econcile_user_events:lambda</w:t>
+      </w:r>
+      <w:proofErr w:type="spellEnd"/>
+      <w:r>
+        <w:t xml:space="preserve">, </w:t>
+      </w:r>
+      <w:r>
+        <w:br/>
+      </w:r>
+      <w:r>
+        <w:t xml:space="preserve">archive_old_logs:s3, </w:t>
+      </w:r>
+      <w:r>
+        <w:br/>
+      </w:r>
+      <w:proofErr w:type="spellStart"/>
+      <w:r>
+        <w:t>cleanup_temp_files:lambda</w:t>
+      </w:r>
+      <w:proofErr w:type="spellEnd"/>
+      <w:r>
+        <w:t xml:space="preserve">, </w:t>
+      </w:r>
+      <w:r>
+        <w:br/>
+      </w:r>
+      <w:proofErr w:type="spellStart"/>
+      <w:r>
+        <w:t>notify_on_failure:sns</w:t>
+      </w:r>
+      <w:proofErr w:type="spellEnd"/>
+      <w:r>
+        <w:t xml:space="preserve">, </w:t>
+      </w:r>
+      <w:r>
+        <w:br/>
+      </w:r>
+      <w:proofErr w:type="spellStart"/>
+      <w:r>
+        <w:t>process_image_thumbnails:lambda</w:t>
+      </w:r>
+      <w:proofErr w:type="spellEnd"/>
+      <w:r>
+        <w:t xml:space="preserve">, </w:t>
+      </w:r>
+      <w:r>
+        <w:br/>
+      </w:r>
+      <w:proofErr w:type="spellStart"/>
+      <w:r>
+        <w:t>etl_transform_orders:glue</w:t>
+      </w:r>
+      <w:proofErr w:type="spellEnd"/>
+      <w:r>
+        <w:t xml:space="preserve">, </w:t>
+      </w:r>
+      <w:r>
+        <w:br/>
+      </w:r>
+      <w:proofErr w:type="spellStart"/>
+      <w:r>
+        <w:t>stream_events_to_kinesis:kinesis</w:t>
+      </w:r>
+      <w:proofErr w:type="spellEnd"/>
+      <w:r>
+        <w:t xml:space="preserve">, </w:t>
+      </w:r>
+      <w:r>
+        <w:br/>
+      </w:r>
+      <w:proofErr w:type="spellStart"/>
+      <w:r>
+        <w:t>batch_export_reports:emr</w:t>
+      </w:r>
+      <w:proofErr w:type="spellEnd"/>
+      <w:r>
+        <w:t>,</w:t>
+      </w:r>
+      <w:r>
+        <w:br/>
+      </w:r>
+      <w:r>
+        <w:t xml:space="preserve"> </w:t>
+      </w:r>
+      <w:proofErr w:type="spellStart"/>
+      <w:r>
+        <w:t>validate_schema_on_ingest:lambda</w:t>
+      </w:r>
+      <w:proofErr w:type="spellEnd"/>
+      <w:r>
+        <w:t xml:space="preserve">, </w:t>
+      </w:r>
+      <w:r>
+        <w:br/>
+      </w:r>
+      <w:r>
+        <w:t xml:space="preserve">replicate_db_to_s3:glue, </w:t>
+      </w:r>
+      <w:r>
+        <w:br/>
+      </w:r>
+      <w:proofErr w:type="spellStart"/>
+      <w:r>
+        <w:t>generate_daily_backups:lambda</w:t>
+      </w:r>
+      <w:proofErr w:type="spellEnd"/>
+      <w:r>
+        <w:t xml:space="preserve">, </w:t>
+      </w:r>
+      <w:r>
+        <w:br/>
+      </w:r>
+      <w:proofErr w:type="spellStart"/>
+      <w:r>
+        <w:t>index_search_documents:lambda</w:t>
+      </w:r>
+      <w:proofErr w:type="spellEnd"/>
+      <w:r>
+        <w:t>,</w:t>
+      </w:r>
+      <w:r>
+        <w:br/>
+      </w:r>
+      <w:proofErr w:type="spellStart"/>
+      <w:r>
+        <w:t>process_video_transcoding:emr</w:t>
+      </w:r>
+      <w:proofErr w:type="spellEnd"/>
+      <w:r>
+        <w:t xml:space="preserve">, </w:t>
+      </w:r>
+      <w:r>
+        <w:br/>
+      </w:r>
+      <w:proofErr w:type="spellStart"/>
+      <w:r>
+        <w:t>sync_user_profiles:dynamodb</w:t>
+      </w:r>
+      <w:proofErr w:type="spellEnd"/>
+      <w:r>
+        <w:t xml:space="preserve">, </w:t>
+      </w:r>
+      <w:r>
+        <w:br/>
+      </w:r>
+      <w:proofErr w:type="spellStart"/>
+      <w:r>
+        <w:t>purge_stale_sessions:lambda</w:t>
+      </w:r>
+      <w:proofErr w:type="spellEnd"/>
+      <w:r>
+        <w:t xml:space="preserve">, </w:t>
+      </w:r>
+      <w:r>
+        <w:br/>
+      </w:r>
+      <w:proofErr w:type="spellStart"/>
+      <w:r>
+        <w:t>send_weekly_digest:ses</w:t>
+      </w:r>
+      <w:proofErr w:type="spellEnd"/>
+      <w:r>
+        <w:t xml:space="preserve">, </w:t>
+      </w:r>
+      <w:r>
+        <w:br/>
+      </w:r>
+      <w:proofErr w:type="spellStart"/>
+      <w:r>
+        <w:t>process_payment_webhook:lambda</w:t>
+      </w:r>
+      <w:proofErr w:type="spellEnd"/>
+      <w:r>
+        <w:t xml:space="preserve">, </w:t>
+      </w:r>
+      <w:r>
+        <w:br/>
+      </w:r>
+      <w:proofErr w:type="spellStart"/>
+      <w:r>
+        <w:t>ingest_thirdparty_api:lambda</w:t>
+      </w:r>
+      <w:proofErr w:type="spellEnd"/>
+      <w:r>
+        <w:t xml:space="preserve">, </w:t>
+      </w:r>
+      <w:r>
+        <w:br/>
+      </w:r>
+      <w:proofErr w:type="spellStart"/>
+      <w:r>
+        <w:t>aggregate_clickstream:emr</w:t>
+      </w:r>
+      <w:proofErr w:type="spellEnd"/>
+      <w:r>
+        <w:t xml:space="preserve">, </w:t>
+      </w:r>
+      <w:r>
+        <w:br/>
+      </w:r>
+      <w:proofErr w:type="spellStart"/>
+      <w:r>
+        <w:t>convert_csv_to_parquet:glue</w:t>
+      </w:r>
+      <w:proofErr w:type="spellEnd"/>
+      <w:r>
+        <w:t xml:space="preserve">, </w:t>
+      </w:r>
+      <w:r>
+        <w:br/>
+      </w:r>
+      <w:proofErr w:type="spellStart"/>
+      <w:r>
+        <w:t>monitor_queue_depth:sqs</w:t>
+      </w:r>
+      <w:proofErr w:type="spellEnd"/>
+      <w:r>
+        <w:t xml:space="preserve">, </w:t>
+      </w:r>
+      <w:r>
+        <w:br/>
+      </w:r>
+      <w:proofErr w:type="spellStart"/>
+      <w:r>
+        <w:t>retry_failed_jobs:lambda</w:t>
+      </w:r>
+      <w:proofErr w:type="spellEnd"/>
+      <w:r>
+        <w:t xml:space="preserve">, </w:t>
+      </w:r>
+      <w:r>
+        <w:br/>
+      </w:r>
+      <w:proofErr w:type="spellStart"/>
+      <w:r>
+        <w:t>cleanup_orphaned_resources:lambda</w:t>
+      </w:r>
+      <w:proofErr w:type="spellEnd"/>
+      <w:r>
+        <w:t xml:space="preserve">, </w:t>
+      </w:r>
+      <w:r>
+        <w:br/>
+      </w:r>
+      <w:proofErr w:type="spellStart"/>
+      <w:r>
+        <w:t>refresh_materialized_views:glue</w:t>
+      </w:r>
+      <w:proofErr w:type="spellEnd"/>
+      <w:r>
+        <w:t xml:space="preserve">, </w:t>
+      </w:r>
+      <w:r>
+        <w:br/>
+      </w:r>
+      <w:proofErr w:type="spellStart"/>
+      <w:r>
+        <w:t>notify_slack_on_deploy:lambda</w:t>
+      </w:r>
+      <w:proofErr w:type="spellEnd"/>
+      <w:r>
+        <w:t>,</w:t>
+      </w:r>
+    </w:p>
     <w:p>
       <w:pPr>
         <w:rPr>
@@ -5610,6 +5944,7 @@
       </w:pPr>
       <w:proofErr w:type="gramStart"/>
       <w:r>
+        <w:lastRenderedPageBreak/>
         <w:t>[ ]</w:t>
       </w:r>
       <w:proofErr w:type="gramEnd"/>
@@ -5886,7 +6221,7 @@
 </file>
 
 <file path=word/numbering.xml><?xml version="1.0" encoding="utf-8"?>
-<w:numbering xmlns:wpc="http://schemas.microsoft.com/office/word/2010/wordprocessingCanvas" xmlns:cx="http://schemas.microsoft.com/office/drawing/2014/chartex" xmlns:cx1="http://schemas.microsoft.com/office/drawing/2015/9/8/chartex" xmlns:cx2="http://schemas.microsoft.com/office/drawing/2015/10/21/chartex" xmlns:cx3="http://schemas.microsoft.com/office/drawing/2016/5/9/chartex" xmlns:cx4="http://schemas.microsoft.com/office/drawing/2016/5/10/chartex" xmlns:cx5="http://schemas.microsoft.com/office/drawing/2016/5/11/chartex" xmlns:cx6="http://schemas.microsoft.com/office/drawing/2016/5/12/chartex" xmlns:cx7="http://schemas.microsoft.com/office/drawing/2016/5/13/chartex" xmlns:cx8="http://schemas.microsoft.com/office/drawing/2016/5/14/chartex" xmlns:mc="http://schemas.openxmlformats.org/markup-compatibility/2006" xmlns:aink="http://schemas.microsoft.com/office/drawing/2016/ink" xmlns:am3d="http://schemas.microsoft.com/office/drawing/2017/model3d" xmlns:o="urn:schemas-microsoft-com:office:office" xmlns:oel="http://schemas.microsoft.com/office/2019/extlst" xmlns:r="http://schemas.openxmlformats.org/officeDocument/2006/relationships" xmlns:m="http://schemas.openxmlformats.org/officeDocument/2006/math" xmlns:v="urn:schemas-microsoft-com:vml" xmlns:wp14="http://schemas.microsoft.com/office/word/2010/wordprocessingDrawing" xmlns:wp="http://schemas.openxmlformats.org/drawingml/2006/wordprocessingDrawing" xmlns:w10="urn:schemas-microsoft-com:office:word" xmlns:w="http://schemas.openxmlformats.org/wordprocessingml/2006/main" xmlns:w14="http://schemas.microsoft.com/office/word/2010/wordml" xmlns:w15="http://schemas.microsoft.com/office/word/2012/wordml" xmlns:w16cei="http://schemas.microsoft.com/office/word/2026/wordml/cei" xmlns:w16cex="http://schemas.microsoft.com/office/word/2018/wordml/cex" xmlns:w16cid="http://schemas.microsoft.com/office/word/2016/wordml/cid" xmlns:w16="http://schemas.microsoft.com/office/word/2018/wordml" xmlns:w16du="http://schemas.microsoft.com/office/word/2023/wordml/word16du" xmlns:w16sdtdh="http://schemas.microsoft.com/office/word/2020/wordml/sdtdatahash" xmlns:w16sdtfl="http://schemas.microsoft.com/office/word/2024/wordml/sdtformatlock" xmlns:w16se="http://schemas.microsoft.com/office/word/2015/wordml/symex" xmlns:wpg="http://schemas.microsoft.com/office/word/2010/wordprocessingGroup" xmlns:wpi="http://schemas.microsoft.com/office/word/2010/wordprocessingInk" xmlns:wne="http://schemas.microsoft.com/office/word/2006/wordml" xmlns:wps="http://schemas.microsoft.com/office/word/2010/wordprocessingShape" mc:Ignorable="w14 w15 w16se w16cid w16 w16cex w16sdtdh w16sdtfl w16du wp14">
+<w:numbering xmlns:wpc="http://schemas.microsoft.com/office/word/2010/wordprocessingCanvas" xmlns:cx="http://schemas.microsoft.com/office/drawing/2014/chartex" xmlns:cx1="http://schemas.microsoft.com/office/drawing/2015/9/8/chartex" xmlns:cx2="http://schemas.microsoft.com/office/drawing/2015/10/21/chartex" xmlns:cx3="http://schemas.microsoft.com/office/drawing/2016/5/9/chartex" xmlns:cx4="http://schemas.microsoft.com/office/drawing/2016/5/10/chartex" xmlns:cx5="http://schemas.microsoft.com/office/drawing/2016/5/11/chartex" xmlns:cx6="http://schemas.microsoft.com/office/drawing/2016/5/12/chartex" xmlns:cx7="http://schemas.microsoft.com/office/drawing/2016/5/13/chartex" xmlns:cx8="http://schemas.microsoft.com/office/drawing/2016/5/14/chartex" xmlns:mc="http://schemas.openxmlformats.org/markup-compatibility/2006" xmlns:aink="http://schemas.microsoft.com/office/drawing/2016/ink" xmlns:am3d="http://schemas.microsoft.com/office/drawing/2017/model3d" xmlns:o="urn:schemas-microsoft-com:office:office" xmlns:oel="http://schemas.microsoft.com/office/2019/extlst" xmlns:r="http://schemas.openxmlformats.org/officeDocument/2006/relationships" xmlns:m="http://schemas.openxmlformats.org/officeDocument/2006/math" xmlns:v="urn:schemas-microsoft-com:vml" xmlns:wp14="http://schemas.microsoft.com/office/word/2010/wordprocessingDrawing" xmlns:wp="http://schemas.openxmlformats.org/drawingml/2006/wordprocessingDrawing" xmlns:w10="urn:schemas-microsoft-com:office:word" xmlns:w="http://schemas.openxmlformats.org/wordprocessingml/2006/main" xmlns:w14="http://schemas.microsoft.com/office/word/2010/wordml" xmlns:w15="http://schemas.microsoft.com/office/word/2012/wordml" xmlns:w16cex="http://schemas.microsoft.com/office/word/2018/wordml/cex" xmlns:w16cid="http://schemas.microsoft.com/office/word/2016/wordml/cid" xmlns:w16="http://schemas.microsoft.com/office/word/2018/wordml" xmlns:w16du="http://schemas.microsoft.com/office/word/2023/wordml/word16du" xmlns:w16sdtdh="http://schemas.microsoft.com/office/word/2020/wordml/sdtdatahash" xmlns:w16sdtfl="http://schemas.microsoft.com/office/word/2024/wordml/sdtformatlock" xmlns:w16se="http://schemas.microsoft.com/office/word/2015/wordml/symex" xmlns:wpg="http://schemas.microsoft.com/office/word/2010/wordprocessingGroup" xmlns:wpi="http://schemas.microsoft.com/office/word/2010/wordprocessingInk" xmlns:wne="http://schemas.microsoft.com/office/word/2006/wordml" xmlns:wps="http://schemas.microsoft.com/office/word/2010/wordprocessingShape" mc:Ignorable="w14 w15 w16se w16cid w16 w16cex w16sdtdh w16sdtfl w16du wp14">
   <w:abstractNum w:abstractNumId="0" w15:restartNumberingAfterBreak="0">
     <w:nsid w:val="02DB2B0B"/>
     <w:multiLevelType w:val="multilevel"/>
@@ -8385,6 +8720,92 @@
     </w:lvl>
   </w:abstractNum>
   <w:abstractNum w:abstractNumId="17" w15:restartNumberingAfterBreak="0">
+    <w:nsid w:val="1DF86E87"/>
+    <w:multiLevelType w:val="hybridMultilevel"/>
+    <w:tmpl w:val="FDC4F73E"/>
+    <w:lvl w:ilvl="0" w:tplc="4009000F">
+      <w:start w:val="1"/>
+      <w:numFmt w:val="decimal"/>
+      <w:lvlText w:val="%1."/>
+      <w:lvlJc w:val="left"/>
+      <w:pPr>
+        <w:ind w:left="720" w:hanging="360"/>
+      </w:pPr>
+    </w:lvl>
+    <w:lvl w:ilvl="1" w:tplc="40090019" w:tentative="1">
+      <w:start w:val="1"/>
+      <w:numFmt w:val="lowerLetter"/>
+      <w:lvlText w:val="%2."/>
+      <w:lvlJc w:val="left"/>
+      <w:pPr>
+        <w:ind w:left="1440" w:hanging="360"/>
+      </w:pPr>
+    </w:lvl>
+    <w:lvl w:ilvl="2" w:tplc="4009001B" w:tentative="1">
+      <w:start w:val="1"/>
+      <w:numFmt w:val="lowerRoman"/>
+      <w:lvlText w:val="%3."/>
+      <w:lvlJc w:val="right"/>
+      <w:pPr>
+        <w:ind w:left="2160" w:hanging="180"/>
+      </w:pPr>
+    </w:lvl>
+    <w:lvl w:ilvl="3" w:tplc="4009000F" w:tentative="1">
+      <w:start w:val="1"/>
+      <w:numFmt w:val="decimal"/>
+      <w:lvlText w:val="%4."/>
+      <w:lvlJc w:val="left"/>
+      <w:pPr>
+        <w:ind w:left="2880" w:hanging="360"/>
+      </w:pPr>
+    </w:lvl>
+    <w:lvl w:ilvl="4" w:tplc="40090019" w:tentative="1">
+      <w:start w:val="1"/>
+      <w:numFmt w:val="lowerLetter"/>
+      <w:lvlText w:val="%5."/>
+      <w:lvlJc w:val="left"/>
+      <w:pPr>
+        <w:ind w:left="3600" w:hanging="360"/>
+      </w:pPr>
+    </w:lvl>
+    <w:lvl w:ilvl="5" w:tplc="4009001B" w:tentative="1">
+      <w:start w:val="1"/>
+      <w:numFmt w:val="lowerRoman"/>
+      <w:lvlText w:val="%6."/>
+      <w:lvlJc w:val="right"/>
+      <w:pPr>
+        <w:ind w:left="4320" w:hanging="180"/>
+      </w:pPr>
+    </w:lvl>
+    <w:lvl w:ilvl="6" w:tplc="4009000F" w:tentative="1">
+      <w:start w:val="1"/>
+      <w:numFmt w:val="decimal"/>
+      <w:lvlText w:val="%7."/>
+      <w:lvlJc w:val="left"/>
+      <w:pPr>
+        <w:ind w:left="5040" w:hanging="360"/>
+      </w:pPr>
+    </w:lvl>
+    <w:lvl w:ilvl="7" w:tplc="40090019" w:tentative="1">
+      <w:start w:val="1"/>
+      <w:numFmt w:val="lowerLetter"/>
+      <w:lvlText w:val="%8."/>
+      <w:lvlJc w:val="left"/>
+      <w:pPr>
+        <w:ind w:left="5760" w:hanging="360"/>
+      </w:pPr>
+    </w:lvl>
+    <w:lvl w:ilvl="8" w:tplc="4009001B" w:tentative="1">
+      <w:start w:val="1"/>
+      <w:numFmt w:val="lowerRoman"/>
+      <w:lvlText w:val="%9."/>
+      <w:lvlJc w:val="right"/>
+      <w:pPr>
+        <w:ind w:left="6480" w:hanging="180"/>
+      </w:pPr>
+    </w:lvl>
+  </w:abstractNum>
+  <w:abstractNum w:abstractNumId="18" w15:restartNumberingAfterBreak="0">
     <w:nsid w:val="22E974E7"/>
     <w:multiLevelType w:val="multilevel"/>
     <w:tmpl w:val="3BD0E4CE"/>
@@ -8533,7 +8954,7 @@
       </w:rPr>
     </w:lvl>
   </w:abstractNum>
-  <w:abstractNum w:abstractNumId="18" w15:restartNumberingAfterBreak="0">
+  <w:abstractNum w:abstractNumId="19" w15:restartNumberingAfterBreak="0">
     <w:nsid w:val="23007F4C"/>
     <w:multiLevelType w:val="multilevel"/>
     <w:tmpl w:val="C8BC719A"/>
@@ -8682,7 +9103,7 @@
       </w:rPr>
     </w:lvl>
   </w:abstractNum>
-  <w:abstractNum w:abstractNumId="19" w15:restartNumberingAfterBreak="0">
+  <w:abstractNum w:abstractNumId="20" w15:restartNumberingAfterBreak="0">
     <w:nsid w:val="24190F71"/>
     <w:multiLevelType w:val="multilevel"/>
     <w:tmpl w:val="46D6CC38"/>
@@ -8831,7 +9252,7 @@
       </w:rPr>
     </w:lvl>
   </w:abstractNum>
-  <w:abstractNum w:abstractNumId="20" w15:restartNumberingAfterBreak="0">
+  <w:abstractNum w:abstractNumId="21" w15:restartNumberingAfterBreak="0">
     <w:nsid w:val="25501A14"/>
     <w:multiLevelType w:val="multilevel"/>
     <w:tmpl w:val="38FEF59C"/>
@@ -8980,7 +9401,7 @@
       </w:rPr>
     </w:lvl>
   </w:abstractNum>
-  <w:abstractNum w:abstractNumId="21" w15:restartNumberingAfterBreak="0">
+  <w:abstractNum w:abstractNumId="22" w15:restartNumberingAfterBreak="0">
     <w:nsid w:val="26500FAB"/>
     <w:multiLevelType w:val="multilevel"/>
     <w:tmpl w:val="8C94841C"/>
@@ -9129,7 +9550,7 @@
       </w:rPr>
     </w:lvl>
   </w:abstractNum>
-  <w:abstractNum w:abstractNumId="22" w15:restartNumberingAfterBreak="0">
+  <w:abstractNum w:abstractNumId="23" w15:restartNumberingAfterBreak="0">
     <w:nsid w:val="28A90BC1"/>
     <w:multiLevelType w:val="multilevel"/>
     <w:tmpl w:val="31FABA16"/>
@@ -9278,7 +9699,7 @@
       </w:rPr>
     </w:lvl>
   </w:abstractNum>
-  <w:abstractNum w:abstractNumId="23" w15:restartNumberingAfterBreak="0">
+  <w:abstractNum w:abstractNumId="24" w15:restartNumberingAfterBreak="0">
     <w:nsid w:val="297819AF"/>
     <w:multiLevelType w:val="multilevel"/>
     <w:tmpl w:val="17E04252"/>
@@ -9427,7 +9848,7 @@
       </w:rPr>
     </w:lvl>
   </w:abstractNum>
-  <w:abstractNum w:abstractNumId="24" w15:restartNumberingAfterBreak="0">
+  <w:abstractNum w:abstractNumId="25" w15:restartNumberingAfterBreak="0">
     <w:nsid w:val="2B7B447F"/>
     <w:multiLevelType w:val="multilevel"/>
     <w:tmpl w:val="15780DC4"/>
@@ -9576,7 +9997,7 @@
       </w:rPr>
     </w:lvl>
   </w:abstractNum>
-  <w:abstractNum w:abstractNumId="25" w15:restartNumberingAfterBreak="0">
+  <w:abstractNum w:abstractNumId="26" w15:restartNumberingAfterBreak="0">
     <w:nsid w:val="2CAC01A4"/>
     <w:multiLevelType w:val="multilevel"/>
     <w:tmpl w:val="2D186AB4"/>
@@ -9725,7 +10146,7 @@
       </w:rPr>
     </w:lvl>
   </w:abstractNum>
-  <w:abstractNum w:abstractNumId="26" w15:restartNumberingAfterBreak="0">
+  <w:abstractNum w:abstractNumId="27" w15:restartNumberingAfterBreak="0">
     <w:nsid w:val="30F14D37"/>
     <w:multiLevelType w:val="multilevel"/>
     <w:tmpl w:val="EFF8A846"/>
@@ -9874,7 +10295,7 @@
       </w:rPr>
     </w:lvl>
   </w:abstractNum>
-  <w:abstractNum w:abstractNumId="27" w15:restartNumberingAfterBreak="0">
+  <w:abstractNum w:abstractNumId="28" w15:restartNumberingAfterBreak="0">
     <w:nsid w:val="31BA61DC"/>
     <w:multiLevelType w:val="multilevel"/>
     <w:tmpl w:val="03B8182A"/>
@@ -10023,7 +10444,7 @@
       </w:rPr>
     </w:lvl>
   </w:abstractNum>
-  <w:abstractNum w:abstractNumId="28" w15:restartNumberingAfterBreak="0">
+  <w:abstractNum w:abstractNumId="29" w15:restartNumberingAfterBreak="0">
     <w:nsid w:val="32162777"/>
     <w:multiLevelType w:val="multilevel"/>
     <w:tmpl w:val="54B62464"/>
@@ -10172,7 +10593,7 @@
       </w:rPr>
     </w:lvl>
   </w:abstractNum>
-  <w:abstractNum w:abstractNumId="29" w15:restartNumberingAfterBreak="0">
+  <w:abstractNum w:abstractNumId="30" w15:restartNumberingAfterBreak="0">
     <w:nsid w:val="355114D9"/>
     <w:multiLevelType w:val="multilevel"/>
     <w:tmpl w:val="E49E1122"/>
@@ -10321,7 +10742,7 @@
       </w:rPr>
     </w:lvl>
   </w:abstractNum>
-  <w:abstractNum w:abstractNumId="30" w15:restartNumberingAfterBreak="0">
+  <w:abstractNum w:abstractNumId="31" w15:restartNumberingAfterBreak="0">
     <w:nsid w:val="359F3FE7"/>
     <w:multiLevelType w:val="multilevel"/>
     <w:tmpl w:val="8122925E"/>
@@ -10470,7 +10891,7 @@
       </w:rPr>
     </w:lvl>
   </w:abstractNum>
-  <w:abstractNum w:abstractNumId="31" w15:restartNumberingAfterBreak="0">
+  <w:abstractNum w:abstractNumId="32" w15:restartNumberingAfterBreak="0">
     <w:nsid w:val="38E2726C"/>
     <w:multiLevelType w:val="multilevel"/>
     <w:tmpl w:val="EE641F5E"/>
@@ -10619,7 +11040,7 @@
       </w:rPr>
     </w:lvl>
   </w:abstractNum>
-  <w:abstractNum w:abstractNumId="32" w15:restartNumberingAfterBreak="0">
+  <w:abstractNum w:abstractNumId="33" w15:restartNumberingAfterBreak="0">
     <w:nsid w:val="38F3107B"/>
     <w:multiLevelType w:val="multilevel"/>
     <w:tmpl w:val="ED0467DE"/>
@@ -10768,7 +11189,7 @@
       </w:rPr>
     </w:lvl>
   </w:abstractNum>
-  <w:abstractNum w:abstractNumId="33" w15:restartNumberingAfterBreak="0">
+  <w:abstractNum w:abstractNumId="34" w15:restartNumberingAfterBreak="0">
     <w:nsid w:val="3BD46132"/>
     <w:multiLevelType w:val="multilevel"/>
     <w:tmpl w:val="0924EE36"/>
@@ -10917,7 +11338,7 @@
       </w:rPr>
     </w:lvl>
   </w:abstractNum>
-  <w:abstractNum w:abstractNumId="34" w15:restartNumberingAfterBreak="0">
+  <w:abstractNum w:abstractNumId="35" w15:restartNumberingAfterBreak="0">
     <w:nsid w:val="3CB40934"/>
     <w:multiLevelType w:val="multilevel"/>
     <w:tmpl w:val="5BBCD894"/>
@@ -11066,7 +11487,7 @@
       </w:rPr>
     </w:lvl>
   </w:abstractNum>
-  <w:abstractNum w:abstractNumId="35" w15:restartNumberingAfterBreak="0">
+  <w:abstractNum w:abstractNumId="36" w15:restartNumberingAfterBreak="0">
     <w:nsid w:val="3D0113E9"/>
     <w:multiLevelType w:val="multilevel"/>
     <w:tmpl w:val="ECF29020"/>
@@ -11215,7 +11636,7 @@
       </w:rPr>
     </w:lvl>
   </w:abstractNum>
-  <w:abstractNum w:abstractNumId="36" w15:restartNumberingAfterBreak="0">
+  <w:abstractNum w:abstractNumId="37" w15:restartNumberingAfterBreak="0">
     <w:nsid w:val="3DB806B0"/>
     <w:multiLevelType w:val="multilevel"/>
     <w:tmpl w:val="92AE81B0"/>
@@ -11364,7 +11785,7 @@
       </w:rPr>
     </w:lvl>
   </w:abstractNum>
-  <w:abstractNum w:abstractNumId="37" w15:restartNumberingAfterBreak="0">
+  <w:abstractNum w:abstractNumId="38" w15:restartNumberingAfterBreak="0">
     <w:nsid w:val="3DC6093F"/>
     <w:multiLevelType w:val="multilevel"/>
     <w:tmpl w:val="D51410FA"/>
@@ -11513,7 +11934,7 @@
       </w:rPr>
     </w:lvl>
   </w:abstractNum>
-  <w:abstractNum w:abstractNumId="38" w15:restartNumberingAfterBreak="0">
+  <w:abstractNum w:abstractNumId="39" w15:restartNumberingAfterBreak="0">
     <w:nsid w:val="3F015AA2"/>
     <w:multiLevelType w:val="multilevel"/>
     <w:tmpl w:val="9E92B6C2"/>
@@ -11662,7 +12083,7 @@
       </w:rPr>
     </w:lvl>
   </w:abstractNum>
-  <w:abstractNum w:abstractNumId="39" w15:restartNumberingAfterBreak="0">
+  <w:abstractNum w:abstractNumId="40" w15:restartNumberingAfterBreak="0">
     <w:nsid w:val="44791B7D"/>
     <w:multiLevelType w:val="multilevel"/>
     <w:tmpl w:val="7F5A048A"/>
@@ -11811,7 +12232,7 @@
       </w:rPr>
     </w:lvl>
   </w:abstractNum>
-  <w:abstractNum w:abstractNumId="40" w15:restartNumberingAfterBreak="0">
+  <w:abstractNum w:abstractNumId="41" w15:restartNumberingAfterBreak="0">
     <w:nsid w:val="46F32DE6"/>
     <w:multiLevelType w:val="multilevel"/>
     <w:tmpl w:val="2CF89E28"/>
@@ -11960,7 +12381,7 @@
       </w:rPr>
     </w:lvl>
   </w:abstractNum>
-  <w:abstractNum w:abstractNumId="41" w15:restartNumberingAfterBreak="0">
+  <w:abstractNum w:abstractNumId="42" w15:restartNumberingAfterBreak="0">
     <w:nsid w:val="4C31454E"/>
     <w:multiLevelType w:val="multilevel"/>
     <w:tmpl w:val="04161FD2"/>
@@ -12109,7 +12530,7 @@
       </w:rPr>
     </w:lvl>
   </w:abstractNum>
-  <w:abstractNum w:abstractNumId="42" w15:restartNumberingAfterBreak="0">
+  <w:abstractNum w:abstractNumId="43" w15:restartNumberingAfterBreak="0">
     <w:nsid w:val="4D6F5490"/>
     <w:multiLevelType w:val="multilevel"/>
     <w:tmpl w:val="A45272AA"/>
@@ -12258,7 +12679,7 @@
       </w:rPr>
     </w:lvl>
   </w:abstractNum>
-  <w:abstractNum w:abstractNumId="43" w15:restartNumberingAfterBreak="0">
+  <w:abstractNum w:abstractNumId="44" w15:restartNumberingAfterBreak="0">
     <w:nsid w:val="4DD82336"/>
     <w:multiLevelType w:val="multilevel"/>
     <w:tmpl w:val="32F6680C"/>
@@ -12407,7 +12828,7 @@
       </w:rPr>
     </w:lvl>
   </w:abstractNum>
-  <w:abstractNum w:abstractNumId="44" w15:restartNumberingAfterBreak="0">
+  <w:abstractNum w:abstractNumId="45" w15:restartNumberingAfterBreak="0">
     <w:nsid w:val="4E0311E5"/>
     <w:multiLevelType w:val="multilevel"/>
     <w:tmpl w:val="63FE7076"/>
@@ -12556,7 +12977,7 @@
       </w:rPr>
     </w:lvl>
   </w:abstractNum>
-  <w:abstractNum w:abstractNumId="45" w15:restartNumberingAfterBreak="0">
+  <w:abstractNum w:abstractNumId="46" w15:restartNumberingAfterBreak="0">
     <w:nsid w:val="4E402703"/>
     <w:multiLevelType w:val="multilevel"/>
     <w:tmpl w:val="9CE459F6"/>
@@ -12705,7 +13126,7 @@
       </w:rPr>
     </w:lvl>
   </w:abstractNum>
-  <w:abstractNum w:abstractNumId="46" w15:restartNumberingAfterBreak="0">
+  <w:abstractNum w:abstractNumId="47" w15:restartNumberingAfterBreak="0">
     <w:nsid w:val="51492A5C"/>
     <w:multiLevelType w:val="multilevel"/>
     <w:tmpl w:val="A56E098E"/>
@@ -12854,7 +13275,7 @@
       </w:rPr>
     </w:lvl>
   </w:abstractNum>
-  <w:abstractNum w:abstractNumId="47" w15:restartNumberingAfterBreak="0">
+  <w:abstractNum w:abstractNumId="48" w15:restartNumberingAfterBreak="0">
     <w:nsid w:val="54B45295"/>
     <w:multiLevelType w:val="multilevel"/>
     <w:tmpl w:val="D848F370"/>
@@ -13003,7 +13424,7 @@
       </w:rPr>
     </w:lvl>
   </w:abstractNum>
-  <w:abstractNum w:abstractNumId="48" w15:restartNumberingAfterBreak="0">
+  <w:abstractNum w:abstractNumId="49" w15:restartNumberingAfterBreak="0">
     <w:nsid w:val="558C2E87"/>
     <w:multiLevelType w:val="multilevel"/>
     <w:tmpl w:val="7A06B670"/>
@@ -13152,7 +13573,7 @@
       </w:rPr>
     </w:lvl>
   </w:abstractNum>
-  <w:abstractNum w:abstractNumId="49" w15:restartNumberingAfterBreak="0">
+  <w:abstractNum w:abstractNumId="50" w15:restartNumberingAfterBreak="0">
     <w:nsid w:val="56203FAE"/>
     <w:multiLevelType w:val="multilevel"/>
     <w:tmpl w:val="8F10C7B8"/>
@@ -13301,7 +13722,7 @@
       </w:rPr>
     </w:lvl>
   </w:abstractNum>
-  <w:abstractNum w:abstractNumId="50" w15:restartNumberingAfterBreak="0">
+  <w:abstractNum w:abstractNumId="51" w15:restartNumberingAfterBreak="0">
     <w:nsid w:val="579114D0"/>
     <w:multiLevelType w:val="multilevel"/>
     <w:tmpl w:val="42FA040C"/>
@@ -13450,7 +13871,7 @@
       </w:rPr>
     </w:lvl>
   </w:abstractNum>
-  <w:abstractNum w:abstractNumId="51" w15:restartNumberingAfterBreak="0">
+  <w:abstractNum w:abstractNumId="52" w15:restartNumberingAfterBreak="0">
     <w:nsid w:val="57E06A9A"/>
     <w:multiLevelType w:val="multilevel"/>
     <w:tmpl w:val="EA0A14E8"/>
@@ -13599,7 +14020,7 @@
       </w:rPr>
     </w:lvl>
   </w:abstractNum>
-  <w:abstractNum w:abstractNumId="52" w15:restartNumberingAfterBreak="0">
+  <w:abstractNum w:abstractNumId="53" w15:restartNumberingAfterBreak="0">
     <w:nsid w:val="581609BE"/>
     <w:multiLevelType w:val="multilevel"/>
     <w:tmpl w:val="DDA4919C"/>
@@ -13748,7 +14169,7 @@
       </w:rPr>
     </w:lvl>
   </w:abstractNum>
-  <w:abstractNum w:abstractNumId="53" w15:restartNumberingAfterBreak="0">
+  <w:abstractNum w:abstractNumId="54" w15:restartNumberingAfterBreak="0">
     <w:nsid w:val="5A6A6C22"/>
     <w:multiLevelType w:val="multilevel"/>
     <w:tmpl w:val="5FC0AB2C"/>
@@ -13897,7 +14318,7 @@
       </w:rPr>
     </w:lvl>
   </w:abstractNum>
-  <w:abstractNum w:abstractNumId="54" w15:restartNumberingAfterBreak="0">
+  <w:abstractNum w:abstractNumId="55" w15:restartNumberingAfterBreak="0">
     <w:nsid w:val="5B9D57A4"/>
     <w:multiLevelType w:val="multilevel"/>
     <w:tmpl w:val="DCD20E2C"/>
@@ -14046,7 +14467,7 @@
       </w:rPr>
     </w:lvl>
   </w:abstractNum>
-  <w:abstractNum w:abstractNumId="55" w15:restartNumberingAfterBreak="0">
+  <w:abstractNum w:abstractNumId="56" w15:restartNumberingAfterBreak="0">
     <w:nsid w:val="5C742492"/>
     <w:multiLevelType w:val="multilevel"/>
     <w:tmpl w:val="700CFC34"/>
@@ -14195,7 +14616,7 @@
       </w:rPr>
     </w:lvl>
   </w:abstractNum>
-  <w:abstractNum w:abstractNumId="56" w15:restartNumberingAfterBreak="0">
+  <w:abstractNum w:abstractNumId="57" w15:restartNumberingAfterBreak="0">
     <w:nsid w:val="5E7B623C"/>
     <w:multiLevelType w:val="multilevel"/>
     <w:tmpl w:val="E5D0E43A"/>
@@ -14344,7 +14765,7 @@
       </w:rPr>
     </w:lvl>
   </w:abstractNum>
-  <w:abstractNum w:abstractNumId="57" w15:restartNumberingAfterBreak="0">
+  <w:abstractNum w:abstractNumId="58" w15:restartNumberingAfterBreak="0">
     <w:nsid w:val="5EC14E10"/>
     <w:multiLevelType w:val="multilevel"/>
     <w:tmpl w:val="1258048A"/>
@@ -14493,7 +14914,7 @@
       </w:rPr>
     </w:lvl>
   </w:abstractNum>
-  <w:abstractNum w:abstractNumId="58" w15:restartNumberingAfterBreak="0">
+  <w:abstractNum w:abstractNumId="59" w15:restartNumberingAfterBreak="0">
     <w:nsid w:val="61391494"/>
     <w:multiLevelType w:val="multilevel"/>
     <w:tmpl w:val="4A561234"/>
@@ -14642,7 +15063,7 @@
       </w:rPr>
     </w:lvl>
   </w:abstractNum>
-  <w:abstractNum w:abstractNumId="59" w15:restartNumberingAfterBreak="0">
+  <w:abstractNum w:abstractNumId="60" w15:restartNumberingAfterBreak="0">
     <w:nsid w:val="65B06E34"/>
     <w:multiLevelType w:val="multilevel"/>
     <w:tmpl w:val="43906478"/>
@@ -14791,7 +15212,7 @@
       </w:rPr>
     </w:lvl>
   </w:abstractNum>
-  <w:abstractNum w:abstractNumId="60" w15:restartNumberingAfterBreak="0">
+  <w:abstractNum w:abstractNumId="61" w15:restartNumberingAfterBreak="0">
     <w:nsid w:val="6A226321"/>
     <w:multiLevelType w:val="multilevel"/>
     <w:tmpl w:val="7800F212"/>
@@ -14940,7 +15361,7 @@
       </w:rPr>
     </w:lvl>
   </w:abstractNum>
-  <w:abstractNum w:abstractNumId="61" w15:restartNumberingAfterBreak="0">
+  <w:abstractNum w:abstractNumId="62" w15:restartNumberingAfterBreak="0">
     <w:nsid w:val="6A3C5E39"/>
     <w:multiLevelType w:val="multilevel"/>
     <w:tmpl w:val="EEC49F94"/>
@@ -15053,7 +15474,7 @@
       </w:pPr>
     </w:lvl>
   </w:abstractNum>
-  <w:abstractNum w:abstractNumId="62" w15:restartNumberingAfterBreak="0">
+  <w:abstractNum w:abstractNumId="63" w15:restartNumberingAfterBreak="0">
     <w:nsid w:val="6A5759A2"/>
     <w:multiLevelType w:val="multilevel"/>
     <w:tmpl w:val="CA92BF1C"/>
@@ -15202,7 +15623,7 @@
       </w:rPr>
     </w:lvl>
   </w:abstractNum>
-  <w:abstractNum w:abstractNumId="63" w15:restartNumberingAfterBreak="0">
+  <w:abstractNum w:abstractNumId="64" w15:restartNumberingAfterBreak="0">
     <w:nsid w:val="6B5857D1"/>
     <w:multiLevelType w:val="multilevel"/>
     <w:tmpl w:val="66B4748E"/>
@@ -15351,7 +15772,7 @@
       </w:rPr>
     </w:lvl>
   </w:abstractNum>
-  <w:abstractNum w:abstractNumId="64" w15:restartNumberingAfterBreak="0">
+  <w:abstractNum w:abstractNumId="65" w15:restartNumberingAfterBreak="0">
     <w:nsid w:val="6B612776"/>
     <w:multiLevelType w:val="multilevel"/>
     <w:tmpl w:val="21FC1DA0"/>
@@ -15500,7 +15921,7 @@
       </w:rPr>
     </w:lvl>
   </w:abstractNum>
-  <w:abstractNum w:abstractNumId="65" w15:restartNumberingAfterBreak="0">
+  <w:abstractNum w:abstractNumId="66" w15:restartNumberingAfterBreak="0">
     <w:nsid w:val="6BB84D9D"/>
     <w:multiLevelType w:val="multilevel"/>
     <w:tmpl w:val="6C6CF5E4"/>
@@ -15649,7 +16070,7 @@
       </w:rPr>
     </w:lvl>
   </w:abstractNum>
-  <w:abstractNum w:abstractNumId="66" w15:restartNumberingAfterBreak="0">
+  <w:abstractNum w:abstractNumId="67" w15:restartNumberingAfterBreak="0">
     <w:nsid w:val="6C055A5E"/>
     <w:multiLevelType w:val="multilevel"/>
     <w:tmpl w:val="254413A4"/>
@@ -15798,7 +16219,7 @@
       </w:rPr>
     </w:lvl>
   </w:abstractNum>
-  <w:abstractNum w:abstractNumId="67" w15:restartNumberingAfterBreak="0">
+  <w:abstractNum w:abstractNumId="68" w15:restartNumberingAfterBreak="0">
     <w:nsid w:val="6C0F5C6B"/>
     <w:multiLevelType w:val="multilevel"/>
     <w:tmpl w:val="5A1E8A72"/>
@@ -15947,7 +16368,7 @@
       </w:rPr>
     </w:lvl>
   </w:abstractNum>
-  <w:abstractNum w:abstractNumId="68" w15:restartNumberingAfterBreak="0">
+  <w:abstractNum w:abstractNumId="69" w15:restartNumberingAfterBreak="0">
     <w:nsid w:val="6C6E7520"/>
     <w:multiLevelType w:val="multilevel"/>
     <w:tmpl w:val="5A9EEAE4"/>
@@ -16096,7 +16517,7 @@
       </w:rPr>
     </w:lvl>
   </w:abstractNum>
-  <w:abstractNum w:abstractNumId="69" w15:restartNumberingAfterBreak="0">
+  <w:abstractNum w:abstractNumId="70" w15:restartNumberingAfterBreak="0">
     <w:nsid w:val="6CB65A2F"/>
     <w:multiLevelType w:val="multilevel"/>
     <w:tmpl w:val="F14EC80A"/>
@@ -16245,7 +16666,7 @@
       </w:rPr>
     </w:lvl>
   </w:abstractNum>
-  <w:abstractNum w:abstractNumId="70" w15:restartNumberingAfterBreak="0">
+  <w:abstractNum w:abstractNumId="71" w15:restartNumberingAfterBreak="0">
     <w:nsid w:val="6CE01211"/>
     <w:multiLevelType w:val="multilevel"/>
     <w:tmpl w:val="7F763F9A"/>
@@ -16394,7 +16815,7 @@
       </w:rPr>
     </w:lvl>
   </w:abstractNum>
-  <w:abstractNum w:abstractNumId="71" w15:restartNumberingAfterBreak="0">
+  <w:abstractNum w:abstractNumId="72" w15:restartNumberingAfterBreak="0">
     <w:nsid w:val="6E946EA4"/>
     <w:multiLevelType w:val="multilevel"/>
     <w:tmpl w:val="BC5A74CA"/>
@@ -16543,7 +16964,7 @@
       </w:rPr>
     </w:lvl>
   </w:abstractNum>
-  <w:abstractNum w:abstractNumId="72" w15:restartNumberingAfterBreak="0">
+  <w:abstractNum w:abstractNumId="73" w15:restartNumberingAfterBreak="0">
     <w:nsid w:val="704F6937"/>
     <w:multiLevelType w:val="multilevel"/>
     <w:tmpl w:val="73FCF6CA"/>
@@ -16692,7 +17113,7 @@
       </w:rPr>
     </w:lvl>
   </w:abstractNum>
-  <w:abstractNum w:abstractNumId="73" w15:restartNumberingAfterBreak="0">
+  <w:abstractNum w:abstractNumId="74" w15:restartNumberingAfterBreak="0">
     <w:nsid w:val="73F25671"/>
     <w:multiLevelType w:val="multilevel"/>
     <w:tmpl w:val="0DA61776"/>
@@ -16841,7 +17262,7 @@
       </w:rPr>
     </w:lvl>
   </w:abstractNum>
-  <w:abstractNum w:abstractNumId="74" w15:restartNumberingAfterBreak="0">
+  <w:abstractNum w:abstractNumId="75" w15:restartNumberingAfterBreak="0">
     <w:nsid w:val="742C173E"/>
     <w:multiLevelType w:val="multilevel"/>
     <w:tmpl w:val="C972AAC4"/>
@@ -16990,7 +17411,7 @@
       </w:rPr>
     </w:lvl>
   </w:abstractNum>
-  <w:abstractNum w:abstractNumId="75" w15:restartNumberingAfterBreak="0">
+  <w:abstractNum w:abstractNumId="76" w15:restartNumberingAfterBreak="0">
     <w:nsid w:val="7456484F"/>
     <w:multiLevelType w:val="multilevel"/>
     <w:tmpl w:val="86D41A76"/>
@@ -17139,7 +17560,7 @@
       </w:rPr>
     </w:lvl>
   </w:abstractNum>
-  <w:abstractNum w:abstractNumId="76" w15:restartNumberingAfterBreak="0">
+  <w:abstractNum w:abstractNumId="77" w15:restartNumberingAfterBreak="0">
     <w:nsid w:val="75F91382"/>
     <w:multiLevelType w:val="multilevel"/>
     <w:tmpl w:val="2696947C"/>
@@ -17288,7 +17709,7 @@
       </w:rPr>
     </w:lvl>
   </w:abstractNum>
-  <w:abstractNum w:abstractNumId="77" w15:restartNumberingAfterBreak="0">
+  <w:abstractNum w:abstractNumId="78" w15:restartNumberingAfterBreak="0">
     <w:nsid w:val="768F23A1"/>
     <w:multiLevelType w:val="multilevel"/>
     <w:tmpl w:val="04B601BA"/>
@@ -17437,7 +17858,7 @@
       </w:rPr>
     </w:lvl>
   </w:abstractNum>
-  <w:abstractNum w:abstractNumId="78" w15:restartNumberingAfterBreak="0">
+  <w:abstractNum w:abstractNumId="79" w15:restartNumberingAfterBreak="0">
     <w:nsid w:val="79E51CCC"/>
     <w:multiLevelType w:val="multilevel"/>
     <w:tmpl w:val="DF72A0DC"/>
@@ -17586,7 +18007,7 @@
       </w:rPr>
     </w:lvl>
   </w:abstractNum>
-  <w:abstractNum w:abstractNumId="79" w15:restartNumberingAfterBreak="0">
+  <w:abstractNum w:abstractNumId="80" w15:restartNumberingAfterBreak="0">
     <w:nsid w:val="7A167ADC"/>
     <w:multiLevelType w:val="multilevel"/>
     <w:tmpl w:val="140A0556"/>
@@ -17735,7 +18156,7 @@
       </w:rPr>
     </w:lvl>
   </w:abstractNum>
-  <w:abstractNum w:abstractNumId="80" w15:restartNumberingAfterBreak="0">
+  <w:abstractNum w:abstractNumId="81" w15:restartNumberingAfterBreak="0">
     <w:nsid w:val="7B2E5DAA"/>
     <w:multiLevelType w:val="multilevel"/>
     <w:tmpl w:val="39CEF9C2"/>
@@ -17884,7 +18305,7 @@
       </w:rPr>
     </w:lvl>
   </w:abstractNum>
-  <w:abstractNum w:abstractNumId="81" w15:restartNumberingAfterBreak="0">
+  <w:abstractNum w:abstractNumId="82" w15:restartNumberingAfterBreak="0">
     <w:nsid w:val="7BAB1FA2"/>
     <w:multiLevelType w:val="multilevel"/>
     <w:tmpl w:val="8D6CEAA6"/>
@@ -18033,7 +18454,7 @@
       </w:rPr>
     </w:lvl>
   </w:abstractNum>
-  <w:abstractNum w:abstractNumId="82" w15:restartNumberingAfterBreak="0">
+  <w:abstractNum w:abstractNumId="83" w15:restartNumberingAfterBreak="0">
     <w:nsid w:val="7F33269B"/>
     <w:multiLevelType w:val="multilevel"/>
     <w:tmpl w:val="7570B7AA"/>
@@ -18183,172 +18604,172 @@
     </w:lvl>
   </w:abstractNum>
   <w:num w:numId="1" w16cid:durableId="1721247002">
-    <w:abstractNumId w:val="71"/>
+    <w:abstractNumId w:val="72"/>
   </w:num>
   <w:num w:numId="2" w16cid:durableId="990064612">
-    <w:abstractNumId w:val="17"/>
+    <w:abstractNumId w:val="18"/>
   </w:num>
   <w:num w:numId="3" w16cid:durableId="1138377816">
-    <w:abstractNumId w:val="73"/>
+    <w:abstractNumId w:val="74"/>
   </w:num>
   <w:num w:numId="4" w16cid:durableId="191194294">
     <w:abstractNumId w:val="16"/>
   </w:num>
   <w:num w:numId="5" w16cid:durableId="1341004492">
-    <w:abstractNumId w:val="57"/>
+    <w:abstractNumId w:val="58"/>
   </w:num>
   <w:num w:numId="6" w16cid:durableId="514999225">
-    <w:abstractNumId w:val="34"/>
+    <w:abstractNumId w:val="35"/>
   </w:num>
   <w:num w:numId="7" w16cid:durableId="1384792266">
-    <w:abstractNumId w:val="59"/>
+    <w:abstractNumId w:val="60"/>
   </w:num>
   <w:num w:numId="8" w16cid:durableId="1313867449">
-    <w:abstractNumId w:val="47"/>
+    <w:abstractNumId w:val="48"/>
   </w:num>
   <w:num w:numId="9" w16cid:durableId="1376388275">
     <w:abstractNumId w:val="5"/>
   </w:num>
   <w:num w:numId="10" w16cid:durableId="1698458765">
-    <w:abstractNumId w:val="68"/>
+    <w:abstractNumId w:val="69"/>
   </w:num>
   <w:num w:numId="11" w16cid:durableId="1931157077">
-    <w:abstractNumId w:val="36"/>
+    <w:abstractNumId w:val="37"/>
   </w:num>
   <w:num w:numId="12" w16cid:durableId="124082870">
-    <w:abstractNumId w:val="63"/>
+    <w:abstractNumId w:val="64"/>
   </w:num>
   <w:num w:numId="13" w16cid:durableId="337536452">
-    <w:abstractNumId w:val="43"/>
+    <w:abstractNumId w:val="44"/>
   </w:num>
   <w:num w:numId="14" w16cid:durableId="388383349">
-    <w:abstractNumId w:val="60"/>
+    <w:abstractNumId w:val="61"/>
   </w:num>
   <w:num w:numId="15" w16cid:durableId="482624998">
-    <w:abstractNumId w:val="33"/>
+    <w:abstractNumId w:val="34"/>
   </w:num>
   <w:num w:numId="16" w16cid:durableId="1355182045">
-    <w:abstractNumId w:val="31"/>
+    <w:abstractNumId w:val="32"/>
   </w:num>
   <w:num w:numId="17" w16cid:durableId="2025864152">
-    <w:abstractNumId w:val="44"/>
+    <w:abstractNumId w:val="45"/>
   </w:num>
   <w:num w:numId="18" w16cid:durableId="474495642">
     <w:abstractNumId w:val="7"/>
   </w:num>
   <w:num w:numId="19" w16cid:durableId="1389185311">
-    <w:abstractNumId w:val="77"/>
+    <w:abstractNumId w:val="78"/>
   </w:num>
   <w:num w:numId="20" w16cid:durableId="1483696654">
-    <w:abstractNumId w:val="58"/>
+    <w:abstractNumId w:val="59"/>
   </w:num>
   <w:num w:numId="21" w16cid:durableId="1196962938">
-    <w:abstractNumId w:val="74"/>
+    <w:abstractNumId w:val="75"/>
   </w:num>
   <w:num w:numId="22" w16cid:durableId="407461434">
-    <w:abstractNumId w:val="62"/>
+    <w:abstractNumId w:val="63"/>
   </w:num>
   <w:num w:numId="23" w16cid:durableId="907152268">
-    <w:abstractNumId w:val="27"/>
+    <w:abstractNumId w:val="28"/>
   </w:num>
   <w:num w:numId="24" w16cid:durableId="1518612926">
-    <w:abstractNumId w:val="35"/>
+    <w:abstractNumId w:val="36"/>
   </w:num>
   <w:num w:numId="25" w16cid:durableId="1109935358">
-    <w:abstractNumId w:val="81"/>
+    <w:abstractNumId w:val="82"/>
   </w:num>
   <w:num w:numId="26" w16cid:durableId="1241062802">
-    <w:abstractNumId w:val="78"/>
+    <w:abstractNumId w:val="79"/>
   </w:num>
   <w:num w:numId="27" w16cid:durableId="875123621">
-    <w:abstractNumId w:val="22"/>
+    <w:abstractNumId w:val="23"/>
   </w:num>
   <w:num w:numId="28" w16cid:durableId="1901552584">
     <w:abstractNumId w:val="13"/>
   </w:num>
   <w:num w:numId="29" w16cid:durableId="1816678285">
-    <w:abstractNumId w:val="38"/>
+    <w:abstractNumId w:val="39"/>
   </w:num>
   <w:num w:numId="30" w16cid:durableId="1686441645">
     <w:abstractNumId w:val="3"/>
   </w:num>
   <w:num w:numId="31" w16cid:durableId="2103719164">
-    <w:abstractNumId w:val="40"/>
+    <w:abstractNumId w:val="41"/>
   </w:num>
   <w:num w:numId="32" w16cid:durableId="1372994214">
-    <w:abstractNumId w:val="50"/>
+    <w:abstractNumId w:val="51"/>
   </w:num>
   <w:num w:numId="33" w16cid:durableId="1252857415">
-    <w:abstractNumId w:val="30"/>
+    <w:abstractNumId w:val="31"/>
   </w:num>
   <w:num w:numId="34" w16cid:durableId="584728849">
-    <w:abstractNumId w:val="56"/>
+    <w:abstractNumId w:val="57"/>
   </w:num>
   <w:num w:numId="35" w16cid:durableId="1807502193">
+    <w:abstractNumId w:val="67"/>
+  </w:num>
+  <w:num w:numId="36" w16cid:durableId="1113750769">
+    <w:abstractNumId w:val="76"/>
+  </w:num>
+  <w:num w:numId="37" w16cid:durableId="1331105843">
+    <w:abstractNumId w:val="70"/>
+  </w:num>
+  <w:num w:numId="38" w16cid:durableId="2029065145">
+    <w:abstractNumId w:val="27"/>
+  </w:num>
+  <w:num w:numId="39" w16cid:durableId="2097556760">
+    <w:abstractNumId w:val="55"/>
+  </w:num>
+  <w:num w:numId="40" w16cid:durableId="114562626">
+    <w:abstractNumId w:val="26"/>
+  </w:num>
+  <w:num w:numId="41" w16cid:durableId="1555239859">
+    <w:abstractNumId w:val="19"/>
+  </w:num>
+  <w:num w:numId="42" w16cid:durableId="2043699832">
     <w:abstractNumId w:val="66"/>
   </w:num>
-  <w:num w:numId="36" w16cid:durableId="1113750769">
-    <w:abstractNumId w:val="75"/>
-  </w:num>
-  <w:num w:numId="37" w16cid:durableId="1331105843">
-    <w:abstractNumId w:val="69"/>
-  </w:num>
-  <w:num w:numId="38" w16cid:durableId="2029065145">
-    <w:abstractNumId w:val="26"/>
-  </w:num>
-  <w:num w:numId="39" w16cid:durableId="2097556760">
-    <w:abstractNumId w:val="54"/>
-  </w:num>
-  <w:num w:numId="40" w16cid:durableId="114562626">
-    <w:abstractNumId w:val="25"/>
-  </w:num>
-  <w:num w:numId="41" w16cid:durableId="1555239859">
-    <w:abstractNumId w:val="18"/>
-  </w:num>
-  <w:num w:numId="42" w16cid:durableId="2043699832">
-    <w:abstractNumId w:val="65"/>
-  </w:num>
   <w:num w:numId="43" w16cid:durableId="1303118274">
-    <w:abstractNumId w:val="52"/>
+    <w:abstractNumId w:val="53"/>
   </w:num>
   <w:num w:numId="44" w16cid:durableId="313800211">
-    <w:abstractNumId w:val="19"/>
+    <w:abstractNumId w:val="20"/>
   </w:num>
   <w:num w:numId="45" w16cid:durableId="1426999739">
-    <w:abstractNumId w:val="23"/>
+    <w:abstractNumId w:val="24"/>
   </w:num>
   <w:num w:numId="46" w16cid:durableId="769551303">
-    <w:abstractNumId w:val="42"/>
+    <w:abstractNumId w:val="43"/>
   </w:num>
   <w:num w:numId="47" w16cid:durableId="1450855693">
     <w:abstractNumId w:val="2"/>
   </w:num>
   <w:num w:numId="48" w16cid:durableId="950012807">
-    <w:abstractNumId w:val="28"/>
+    <w:abstractNumId w:val="29"/>
   </w:num>
   <w:num w:numId="49" w16cid:durableId="147792759">
-    <w:abstractNumId w:val="55"/>
+    <w:abstractNumId w:val="56"/>
   </w:num>
   <w:num w:numId="50" w16cid:durableId="1108544907">
-    <w:abstractNumId w:val="51"/>
+    <w:abstractNumId w:val="52"/>
   </w:num>
   <w:num w:numId="51" w16cid:durableId="1486359504">
-    <w:abstractNumId w:val="37"/>
+    <w:abstractNumId w:val="38"/>
   </w:num>
   <w:num w:numId="52" w16cid:durableId="1231234278">
-    <w:abstractNumId w:val="45"/>
+    <w:abstractNumId w:val="46"/>
   </w:num>
   <w:num w:numId="53" w16cid:durableId="1185366380">
-    <w:abstractNumId w:val="49"/>
+    <w:abstractNumId w:val="50"/>
   </w:num>
   <w:num w:numId="54" w16cid:durableId="1669748340">
     <w:abstractNumId w:val="4"/>
   </w:num>
   <w:num w:numId="55" w16cid:durableId="556475836">
-    <w:abstractNumId w:val="72"/>
+    <w:abstractNumId w:val="73"/>
   </w:num>
   <w:num w:numId="56" w16cid:durableId="330719085">
-    <w:abstractNumId w:val="41"/>
+    <w:abstractNumId w:val="42"/>
   </w:num>
   <w:num w:numId="57" w16cid:durableId="1803303946">
     <w:abstractNumId w:val="14"/>
@@ -18357,7 +18778,7 @@
     <w:abstractNumId w:val="12"/>
   </w:num>
   <w:num w:numId="59" w16cid:durableId="1121876203">
-    <w:abstractNumId w:val="61"/>
+    <w:abstractNumId w:val="62"/>
   </w:num>
   <w:num w:numId="60" w16cid:durableId="33165279">
     <w:abstractNumId w:val="6"/>
@@ -18366,70 +18787,73 @@
     <w:abstractNumId w:val="15"/>
   </w:num>
   <w:num w:numId="62" w16cid:durableId="60641717">
-    <w:abstractNumId w:val="20"/>
+    <w:abstractNumId w:val="21"/>
   </w:num>
   <w:num w:numId="63" w16cid:durableId="1993021247">
-    <w:abstractNumId w:val="46"/>
+    <w:abstractNumId w:val="47"/>
   </w:num>
   <w:num w:numId="64" w16cid:durableId="254167358">
-    <w:abstractNumId w:val="80"/>
+    <w:abstractNumId w:val="81"/>
   </w:num>
   <w:num w:numId="65" w16cid:durableId="839465128">
     <w:abstractNumId w:val="10"/>
   </w:num>
   <w:num w:numId="66" w16cid:durableId="386228899">
-    <w:abstractNumId w:val="32"/>
+    <w:abstractNumId w:val="33"/>
   </w:num>
   <w:num w:numId="67" w16cid:durableId="525678085">
-    <w:abstractNumId w:val="53"/>
+    <w:abstractNumId w:val="54"/>
   </w:num>
   <w:num w:numId="68" w16cid:durableId="1702317266">
     <w:abstractNumId w:val="8"/>
   </w:num>
   <w:num w:numId="69" w16cid:durableId="1029992095">
-    <w:abstractNumId w:val="48"/>
+    <w:abstractNumId w:val="49"/>
   </w:num>
   <w:num w:numId="70" w16cid:durableId="1358115131">
-    <w:abstractNumId w:val="21"/>
+    <w:abstractNumId w:val="22"/>
   </w:num>
   <w:num w:numId="71" w16cid:durableId="1476217893">
-    <w:abstractNumId w:val="67"/>
+    <w:abstractNumId w:val="68"/>
   </w:num>
   <w:num w:numId="72" w16cid:durableId="1262953491">
-    <w:abstractNumId w:val="82"/>
+    <w:abstractNumId w:val="83"/>
   </w:num>
   <w:num w:numId="73" w16cid:durableId="1071736160">
     <w:abstractNumId w:val="9"/>
   </w:num>
   <w:num w:numId="74" w16cid:durableId="54818366">
-    <w:abstractNumId w:val="64"/>
+    <w:abstractNumId w:val="65"/>
   </w:num>
   <w:num w:numId="75" w16cid:durableId="1174026449">
     <w:abstractNumId w:val="1"/>
   </w:num>
   <w:num w:numId="76" w16cid:durableId="1786919896">
-    <w:abstractNumId w:val="76"/>
+    <w:abstractNumId w:val="77"/>
   </w:num>
   <w:num w:numId="77" w16cid:durableId="814302124">
     <w:abstractNumId w:val="0"/>
   </w:num>
   <w:num w:numId="78" w16cid:durableId="854540766">
-    <w:abstractNumId w:val="70"/>
+    <w:abstractNumId w:val="71"/>
   </w:num>
   <w:num w:numId="79" w16cid:durableId="849831764">
-    <w:abstractNumId w:val="24"/>
+    <w:abstractNumId w:val="25"/>
   </w:num>
   <w:num w:numId="80" w16cid:durableId="1323662702">
-    <w:abstractNumId w:val="39"/>
+    <w:abstractNumId w:val="40"/>
   </w:num>
   <w:num w:numId="81" w16cid:durableId="469976116">
-    <w:abstractNumId w:val="79"/>
+    <w:abstractNumId w:val="80"/>
   </w:num>
   <w:num w:numId="82" w16cid:durableId="1515530953">
-    <w:abstractNumId w:val="29"/>
+    <w:abstractNumId w:val="30"/>
   </w:num>
   <w:num w:numId="83" w16cid:durableId="1732969517">
     <w:abstractNumId w:val="11"/>
+  </w:num>
+  <w:num w:numId="84" w16cid:durableId="1022704477">
+    <w:abstractNumId w:val="17"/>
   </w:num>
   <w:numIdMacAtCleanup w:val="83"/>
 </w:numbering>
